--- a/docs/game/letters-zh_CN.docx
+++ b/docs/game/letters-zh_CN.docx
@@ -8,6 +8,7 @@
           <w:ilvl w:val="0"/>
           <w:numId w:val="1"/>
         </w:numPr>
+        <w:ind w:left="420" w:leftChars="0" w:firstLineChars="0"/>
         <w:rPr>
           <w:rFonts w:hint="eastAsia"/>
           <w:lang w:eastAsia="zh-CN"/>
@@ -27,6 +28,7 @@
           <w:ilvl w:val="0"/>
           <w:numId w:val="1"/>
         </w:numPr>
+        <w:ind w:left="420" w:leftChars="0" w:firstLineChars="0"/>
         <w:rPr>
           <w:rFonts w:hint="eastAsia"/>
           <w:lang w:eastAsia="zh-CN"/>
@@ -46,6 +48,7 @@
           <w:ilvl w:val="0"/>
           <w:numId w:val="1"/>
         </w:numPr>
+        <w:ind w:left="420" w:leftChars="0" w:firstLineChars="0"/>
         <w:rPr>
           <w:rFonts w:hint="eastAsia"/>
           <w:lang w:eastAsia="zh-CN"/>
@@ -72,51 +75,7 @@
           <w:ilvl w:val="0"/>
           <w:numId w:val="1"/>
         </w:numPr>
-        <w:rPr>
-          <w:rFonts w:hint="eastAsia"/>
-          <w:lang w:eastAsia="zh-CN"/>
-        </w:rPr>
-      </w:pPr>
-      <w:r>
-        <w:rPr>
-          <w:rFonts w:hint="eastAsia"/>
-          <w:lang w:eastAsia="zh-CN"/>
-        </w:rPr>
-        <w:t>你知道吗？意大利面拌</w:t>
-      </w:r>
-      <w:r>
-        <w:rPr>
-          <w:rFonts w:hint="eastAsia"/>
-          <w:lang w:val="en-US" w:eastAsia="zh-CN"/>
-        </w:rPr>
-        <w:t>42号混凝土更好吃。</w:t>
-      </w:r>
-    </w:p>
-    <w:p>
-      <w:pPr>
-        <w:numPr>
-          <w:ilvl w:val="0"/>
-          <w:numId w:val="1"/>
-        </w:numPr>
-        <w:rPr>
-          <w:rFonts w:hint="eastAsia"/>
-          <w:lang w:eastAsia="zh-CN"/>
-        </w:rPr>
-      </w:pPr>
-      <w:r>
-        <w:rPr>
-          <w:rFonts w:hint="eastAsia"/>
-          <w:lang w:eastAsia="zh-CN"/>
-        </w:rPr>
-        <w:t>花开堪折直须折，莫待无花空折枝。——《金缕衣》</w:t>
-      </w:r>
-    </w:p>
-    <w:p>
-      <w:pPr>
-        <w:numPr>
-          <w:ilvl w:val="0"/>
-          <w:numId w:val="1"/>
-        </w:numPr>
+        <w:ind w:left="420" w:leftChars="0" w:firstLineChars="0"/>
         <w:rPr>
           <w:rFonts w:hint="eastAsia"/>
           <w:lang w:eastAsia="zh-CN"/>
@@ -136,82 +95,27 @@
           <w:ilvl w:val="0"/>
           <w:numId w:val="1"/>
         </w:numPr>
-        <w:rPr>
-          <w:rFonts w:hint="eastAsia"/>
-          <w:lang w:eastAsia="zh-CN"/>
-        </w:rPr>
-      </w:pPr>
-      <w:r>
-        <w:rPr>
-          <w:rFonts w:hint="eastAsia"/>
-          <w:lang w:eastAsia="zh-CN"/>
-        </w:rPr>
-        <w:t>生命久如暗室，不妨我明写春诗。</w:t>
-      </w:r>
-    </w:p>
-    <w:p>
-      <w:pPr>
-        <w:numPr>
-          <w:ilvl w:val="0"/>
-          <w:numId w:val="1"/>
-        </w:numPr>
-        <w:rPr>
-          <w:rFonts w:hint="eastAsia"/>
-          <w:lang w:eastAsia="zh-CN"/>
-        </w:rPr>
-      </w:pPr>
-      <w:r>
-        <w:rPr>
-          <w:rFonts w:hint="eastAsia"/>
-          <w:lang w:eastAsia="zh-CN"/>
-        </w:rPr>
-        <w:t>万物都有裂痕，那是光照进来的地方。——莱昂纳德▪科恩</w:t>
-      </w:r>
-    </w:p>
-    <w:p>
-      <w:pPr>
-        <w:numPr>
-          <w:ilvl w:val="0"/>
-          <w:numId w:val="1"/>
-        </w:numPr>
-        <w:rPr>
-          <w:rFonts w:hint="eastAsia"/>
-          <w:lang w:eastAsia="zh-CN"/>
-        </w:rPr>
-      </w:pPr>
-      <w:r>
-        <w:rPr>
-          <w:rFonts w:hint="eastAsia"/>
-          <w:lang w:eastAsia="zh-CN"/>
-        </w:rPr>
-        <w:t>等春风，等下雨，等迎春花开满大地。等鸟声，等虫鸣，等繁星闪烁，夜空的宁静。等下课铃响，人声鼎沸的欢愉，等火车到站，笑与泪的团聚。等烟花的声响划破了雪夜的沉寂，人们互相祝福，紧紧相依。等世间的一切美好降临的那一刻，你我脸上共同露出的笑意。</w:t>
-      </w:r>
-    </w:p>
-    <w:p>
-      <w:pPr>
-        <w:numPr>
-          <w:ilvl w:val="0"/>
-          <w:numId w:val="1"/>
-        </w:numPr>
-        <w:rPr>
-          <w:rFonts w:hint="eastAsia"/>
-          <w:lang w:eastAsia="zh-CN"/>
-        </w:rPr>
-      </w:pPr>
-      <w:r>
-        <w:rPr>
-          <w:rFonts w:hint="eastAsia"/>
-          <w:lang w:eastAsia="zh-CN"/>
-        </w:rPr>
-        <w:t>每个人都是自己人生的主角，不必认为自己不够优秀，你同样在上演自己的大戏。</w:t>
-      </w:r>
-    </w:p>
-    <w:p>
-      <w:pPr>
-        <w:numPr>
-          <w:ilvl w:val="0"/>
-          <w:numId w:val="1"/>
-        </w:numPr>
+        <w:ind w:left="420" w:leftChars="0" w:firstLineChars="0"/>
+        <w:rPr>
+          <w:rFonts w:hint="eastAsia"/>
+          <w:lang w:eastAsia="zh-CN"/>
+        </w:rPr>
+      </w:pPr>
+      <w:r>
+        <w:rPr>
+          <w:rFonts w:hint="eastAsia"/>
+          <w:lang w:eastAsia="zh-CN"/>
+        </w:rPr>
+        <w:t>等春风，等夏雨，等迎春花开满大地。等鸟声，等虫鸣，等繁星闪烁，夜空的宁静。等下课铃响，人声鼎沸的欢愉，等火车到站，笑与泪的团聚。等烟花的声响划破了雪夜的沉寂，人们互相祝福，紧紧相依。等世间的一切美好降临的那一刻，你我脸上共同露出的笑意。</w:t>
+      </w:r>
+    </w:p>
+    <w:p>
+      <w:pPr>
+        <w:numPr>
+          <w:ilvl w:val="0"/>
+          <w:numId w:val="1"/>
+        </w:numPr>
+        <w:ind w:left="420" w:leftChars="0" w:firstLineChars="0"/>
         <w:rPr>
           <w:rFonts w:hint="eastAsia"/>
           <w:lang w:eastAsia="zh-CN"/>
@@ -231,6 +135,7 @@
           <w:ilvl w:val="0"/>
           <w:numId w:val="1"/>
         </w:numPr>
+        <w:ind w:left="420" w:leftChars="0" w:firstLineChars="0"/>
         <w:rPr>
           <w:rFonts w:hint="eastAsia"/>
           <w:lang w:eastAsia="zh-CN"/>
@@ -250,63 +155,27 @@
           <w:ilvl w:val="0"/>
           <w:numId w:val="1"/>
         </w:numPr>
-        <w:rPr>
-          <w:rFonts w:hint="eastAsia"/>
-          <w:lang w:eastAsia="zh-CN"/>
-        </w:rPr>
-      </w:pPr>
-      <w:r>
-        <w:rPr>
-          <w:rFonts w:hint="eastAsia"/>
-          <w:lang w:eastAsia="zh-CN"/>
-        </w:rPr>
-        <w:t>这么近，那么美，周末到河北！</w:t>
-      </w:r>
-    </w:p>
-    <w:p>
-      <w:pPr>
-        <w:numPr>
-          <w:ilvl w:val="0"/>
-          <w:numId w:val="1"/>
-        </w:numPr>
-        <w:rPr>
-          <w:rFonts w:hint="eastAsia"/>
-          <w:lang w:eastAsia="zh-CN"/>
-        </w:rPr>
-      </w:pPr>
-      <w:r>
-        <w:rPr>
-          <w:rFonts w:hint="eastAsia"/>
-          <w:lang w:eastAsia="zh-CN"/>
-        </w:rPr>
-        <w:t>我在独自待在塘边的时候，总会向池塘中倾注自己的低语，水面总会用荡漾的水波给予回应。</w:t>
-      </w:r>
-    </w:p>
-    <w:p>
-      <w:pPr>
-        <w:numPr>
-          <w:ilvl w:val="0"/>
-          <w:numId w:val="1"/>
-        </w:numPr>
-        <w:rPr>
-          <w:rFonts w:hint="eastAsia"/>
-          <w:lang w:eastAsia="zh-CN"/>
-        </w:rPr>
-      </w:pPr>
-      <w:r>
-        <w:rPr>
-          <w:rFonts w:hint="eastAsia"/>
-          <w:lang w:eastAsia="zh-CN"/>
-        </w:rPr>
-        <w:t>我是一个调皮的孩子。我总是在原野中奔跑，在山中与昆虫嬉戏。我总是坐在树梢，迎着风，吹起竖笛。我总是在傍晚，将风景中的美好画成诗意。我也常常和人躲猫猫，总是在不经意间钻进你的心里。</w:t>
-      </w:r>
-    </w:p>
-    <w:p>
-      <w:pPr>
-        <w:numPr>
-          <w:ilvl w:val="0"/>
-          <w:numId w:val="1"/>
-        </w:numPr>
+        <w:ind w:left="420" w:leftChars="0" w:firstLineChars="0"/>
+        <w:rPr>
+          <w:rFonts w:hint="eastAsia"/>
+          <w:lang w:eastAsia="zh-CN"/>
+        </w:rPr>
+      </w:pPr>
+      <w:r>
+        <w:rPr>
+          <w:rFonts w:hint="eastAsia"/>
+          <w:lang w:eastAsia="zh-CN"/>
+        </w:rPr>
+        <w:t>我独自待在塘边的时候，总会向池塘中倾注自己的低语。或许水面会用它广阔的胸怀，容纳世间的所有思绪。</w:t>
+      </w:r>
+    </w:p>
+    <w:p>
+      <w:pPr>
+        <w:numPr>
+          <w:ilvl w:val="0"/>
+          <w:numId w:val="1"/>
+        </w:numPr>
+        <w:ind w:left="420" w:leftChars="0" w:firstLineChars="0"/>
         <w:rPr>
           <w:rFonts w:hint="eastAsia"/>
           <w:lang w:eastAsia="zh-CN"/>
@@ -326,6 +195,7 @@
           <w:ilvl w:val="0"/>
           <w:numId w:val="1"/>
         </w:numPr>
+        <w:ind w:left="420" w:leftChars="0" w:firstLineChars="0"/>
         <w:rPr>
           <w:rFonts w:hint="eastAsia"/>
           <w:lang w:eastAsia="zh-CN"/>
@@ -345,6 +215,7 @@
           <w:ilvl w:val="0"/>
           <w:numId w:val="1"/>
         </w:numPr>
+        <w:ind w:left="420" w:leftChars="0" w:firstLineChars="0"/>
         <w:rPr>
           <w:rFonts w:hint="eastAsia"/>
           <w:lang w:eastAsia="zh-CN"/>
@@ -364,25 +235,7 @@
           <w:ilvl w:val="0"/>
           <w:numId w:val="1"/>
         </w:numPr>
-        <w:rPr>
-          <w:rFonts w:hint="eastAsia"/>
-          <w:lang w:eastAsia="zh-CN"/>
-        </w:rPr>
-      </w:pPr>
-      <w:r>
-        <w:rPr>
-          <w:rFonts w:hint="eastAsia"/>
-          <w:lang w:eastAsia="zh-CN"/>
-        </w:rPr>
-        <w:t>微风会带走你的笑与泪，与远方的声音交汇成新的故事。</w:t>
-      </w:r>
-    </w:p>
-    <w:p>
-      <w:pPr>
-        <w:numPr>
-          <w:ilvl w:val="0"/>
-          <w:numId w:val="1"/>
-        </w:numPr>
+        <w:ind w:left="420" w:leftChars="0" w:firstLineChars="0"/>
         <w:rPr>
           <w:rFonts w:hint="eastAsia"/>
           <w:lang w:eastAsia="zh-CN"/>
@@ -402,6 +255,7 @@
           <w:ilvl w:val="0"/>
           <w:numId w:val="1"/>
         </w:numPr>
+        <w:ind w:left="420" w:leftChars="0" w:firstLineChars="0"/>
         <w:rPr>
           <w:rFonts w:hint="eastAsia"/>
           <w:lang w:eastAsia="zh-CN"/>
@@ -421,6 +275,7 @@
           <w:ilvl w:val="0"/>
           <w:numId w:val="1"/>
         </w:numPr>
+        <w:ind w:left="420" w:leftChars="0" w:firstLineChars="0"/>
         <w:rPr>
           <w:rFonts w:hint="eastAsia"/>
           <w:lang w:eastAsia="zh-CN"/>
@@ -440,25 +295,7 @@
           <w:ilvl w:val="0"/>
           <w:numId w:val="1"/>
         </w:numPr>
-        <w:rPr>
-          <w:rFonts w:hint="eastAsia"/>
-          <w:lang w:eastAsia="zh-CN"/>
-        </w:rPr>
-      </w:pPr>
-      <w:r>
-        <w:rPr>
-          <w:rFonts w:hint="eastAsia"/>
-          <w:lang w:eastAsia="zh-CN"/>
-        </w:rPr>
-        <w:t>人生就像一池游鱼，你永远不知道你下一竿会钓到什么。——《阿竿正传》</w:t>
-      </w:r>
-    </w:p>
-    <w:p>
-      <w:pPr>
-        <w:numPr>
-          <w:ilvl w:val="0"/>
-          <w:numId w:val="1"/>
-        </w:numPr>
+        <w:ind w:left="420" w:leftChars="0" w:firstLineChars="0"/>
         <w:rPr>
           <w:rFonts w:hint="eastAsia"/>
           <w:lang w:eastAsia="zh-CN"/>
@@ -478,6 +315,7 @@
           <w:ilvl w:val="0"/>
           <w:numId w:val="1"/>
         </w:numPr>
+        <w:ind w:left="420" w:leftChars="0" w:firstLineChars="0"/>
         <w:rPr>
           <w:rFonts w:hint="eastAsia"/>
           <w:lang w:eastAsia="zh-CN"/>
@@ -497,25 +335,7 @@
           <w:ilvl w:val="0"/>
           <w:numId w:val="1"/>
         </w:numPr>
-        <w:rPr>
-          <w:rFonts w:hint="eastAsia"/>
-          <w:lang w:eastAsia="zh-CN"/>
-        </w:rPr>
-      </w:pPr>
-      <w:r>
-        <w:rPr>
-          <w:rFonts w:hint="eastAsia"/>
-          <w:lang w:eastAsia="zh-CN"/>
-        </w:rPr>
-        <w:t>记忆存在的意义，并不是让我们停留，而是让我们从记忆中汲取力量，继续前进。</w:t>
-      </w:r>
-    </w:p>
-    <w:p>
-      <w:pPr>
-        <w:numPr>
-          <w:ilvl w:val="0"/>
-          <w:numId w:val="1"/>
-        </w:numPr>
+        <w:ind w:left="420" w:leftChars="0" w:firstLineChars="0"/>
         <w:rPr>
           <w:rFonts w:hint="eastAsia"/>
           <w:lang w:eastAsia="zh-CN"/>
@@ -535,44 +355,7 @@
           <w:ilvl w:val="0"/>
           <w:numId w:val="1"/>
         </w:numPr>
-        <w:rPr>
-          <w:rFonts w:hint="eastAsia"/>
-          <w:lang w:eastAsia="zh-CN"/>
-        </w:rPr>
-      </w:pPr>
-      <w:r>
-        <w:rPr>
-          <w:rFonts w:hint="eastAsia"/>
-          <w:lang w:eastAsia="zh-CN"/>
-        </w:rPr>
-        <w:t>何谓自由？一人、一山、一水耳。</w:t>
-      </w:r>
-    </w:p>
-    <w:p>
-      <w:pPr>
-        <w:numPr>
-          <w:ilvl w:val="0"/>
-          <w:numId w:val="1"/>
-        </w:numPr>
-        <w:rPr>
-          <w:rFonts w:hint="eastAsia"/>
-          <w:lang w:eastAsia="zh-CN"/>
-        </w:rPr>
-      </w:pPr>
-      <w:r>
-        <w:rPr>
-          <w:rFonts w:hint="eastAsia"/>
-          <w:lang w:eastAsia="zh-CN"/>
-        </w:rPr>
-        <w:t>使生活真正为生活的，便是未知。</w:t>
-      </w:r>
-    </w:p>
-    <w:p>
-      <w:pPr>
-        <w:numPr>
-          <w:ilvl w:val="0"/>
-          <w:numId w:val="1"/>
-        </w:numPr>
+        <w:ind w:left="420" w:leftChars="0" w:firstLineChars="0"/>
         <w:rPr>
           <w:rFonts w:hint="default"/>
           <w:lang w:val="en-US" w:eastAsia="zh-CN"/>
@@ -581,17 +364,38 @@
       <w:r>
         <w:rPr>
           <w:rFonts w:hint="eastAsia"/>
-          <w:lang w:eastAsia="zh-CN"/>
-        </w:rPr>
-        <w:t>我是谁，我要去往何处，没有人能真正解答。但我们或许能像蒲公英的种子一样，落到哪里，就在哪里生根发芽。</w:t>
-      </w:r>
-    </w:p>
-    <w:p>
-      <w:pPr>
-        <w:numPr>
-          <w:ilvl w:val="0"/>
-          <w:numId w:val="1"/>
-        </w:numPr>
+          <w:lang w:val="en-US" w:eastAsia="zh-CN"/>
+        </w:rPr>
+        <w:t>生活仍在继续，太阳仍会照常升起。明天，又是新的一天。</w:t>
+      </w:r>
+    </w:p>
+    <w:p>
+      <w:pPr>
+        <w:numPr>
+          <w:ilvl w:val="0"/>
+          <w:numId w:val="1"/>
+        </w:numPr>
+        <w:ind w:left="420" w:leftChars="0" w:firstLineChars="0"/>
+        <w:rPr>
+          <w:rFonts w:hint="eastAsia"/>
+          <w:lang w:val="en-US" w:eastAsia="zh-CN"/>
+        </w:rPr>
+      </w:pPr>
+      <w:r>
+        <w:rPr>
+          <w:rFonts w:hint="eastAsia"/>
+          <w:lang w:val="en-US" w:eastAsia="zh-CN"/>
+        </w:rPr>
+        <w:t>旅人啊，不必为了停滞不前而懊恼，整装待发才能行得更远。</w:t>
+      </w:r>
+    </w:p>
+    <w:p>
+      <w:pPr>
+        <w:numPr>
+          <w:ilvl w:val="0"/>
+          <w:numId w:val="1"/>
+        </w:numPr>
+        <w:ind w:left="420" w:leftChars="0" w:firstLine="0" w:firstLineChars="0"/>
         <w:rPr>
           <w:rFonts w:hint="default"/>
           <w:lang w:val="en-US" w:eastAsia="zh-CN"/>
@@ -602,282 +406,387 @@
           <w:rFonts w:hint="eastAsia"/>
           <w:lang w:val="en-US" w:eastAsia="zh-CN"/>
         </w:rPr>
-        <w:t>正是因为有了落差，江河才能永不停息地流着。</w:t>
-      </w:r>
-    </w:p>
-    <w:p>
-      <w:pPr>
-        <w:numPr>
-          <w:ilvl w:val="0"/>
-          <w:numId w:val="1"/>
-        </w:numPr>
-        <w:rPr>
-          <w:rFonts w:hint="default"/>
-          <w:lang w:val="en-US" w:eastAsia="zh-CN"/>
-        </w:rPr>
-      </w:pPr>
-      <w:r>
-        <w:rPr>
-          <w:rFonts w:hint="eastAsia"/>
-          <w:lang w:val="en-US" w:eastAsia="zh-CN"/>
-        </w:rPr>
-        <w:t>情感这个词很普通，普通到一个小物件都能承载；情感这个词很宏大，宏大到千言万语都无法表达。</w:t>
-      </w:r>
-    </w:p>
-    <w:p>
-      <w:pPr>
-        <w:numPr>
-          <w:ilvl w:val="0"/>
-          <w:numId w:val="1"/>
-        </w:numPr>
-        <w:rPr>
-          <w:rFonts w:hint="default"/>
-          <w:lang w:val="en-US" w:eastAsia="zh-CN"/>
-        </w:rPr>
-      </w:pPr>
-      <w:r>
-        <w:rPr>
-          <w:rFonts w:hint="eastAsia"/>
-          <w:lang w:val="en-US" w:eastAsia="zh-CN"/>
-        </w:rPr>
-        <w:t>一朵昙花，即使绽放只有一瞬，也能开出自己的绚丽；一只蜉蝣，即使寿命只有几日，也能活出自己的精彩。生命的价值不在于长度，而在于一定长度内拓展的广度。</w:t>
-      </w:r>
-    </w:p>
-    <w:p>
-      <w:pPr>
-        <w:numPr>
-          <w:ilvl w:val="0"/>
-          <w:numId w:val="1"/>
-        </w:numPr>
-        <w:rPr>
-          <w:rFonts w:hint="default"/>
-          <w:lang w:val="en-US" w:eastAsia="zh-CN"/>
-        </w:rPr>
-      </w:pPr>
-      <w:r>
-        <w:rPr>
-          <w:rFonts w:hint="eastAsia"/>
-          <w:lang w:val="en-US" w:eastAsia="zh-CN"/>
-        </w:rPr>
-        <w:t>生活仍在继续，太阳仍会照常升起。</w:t>
-      </w:r>
-    </w:p>
-    <w:p>
-      <w:pPr>
-        <w:numPr>
-          <w:ilvl w:val="0"/>
-          <w:numId w:val="1"/>
-        </w:numPr>
-        <w:rPr>
-          <w:rFonts w:hint="default"/>
-          <w:lang w:val="en-US" w:eastAsia="zh-CN"/>
-        </w:rPr>
-      </w:pPr>
-      <w:r>
-        <w:rPr>
-          <w:rFonts w:hint="eastAsia"/>
-          <w:lang w:val="en-US" w:eastAsia="zh-CN"/>
-        </w:rPr>
-        <w:t>旅人啊，不必为了停滞不前而懊恼，整装待发才能行得更远。</w:t>
-      </w:r>
-    </w:p>
-    <w:p>
-      <w:pPr>
-        <w:numPr>
-          <w:ilvl w:val="0"/>
-          <w:numId w:val="1"/>
-        </w:numPr>
-        <w:rPr>
-          <w:rFonts w:hint="default"/>
-          <w:lang w:val="en-US" w:eastAsia="zh-CN"/>
-        </w:rPr>
-      </w:pPr>
-      <w:r>
-        <w:rPr>
-          <w:rFonts w:hint="eastAsia"/>
-          <w:lang w:val="en-US" w:eastAsia="zh-CN"/>
-        </w:rPr>
-        <w:t>每个人的独特，正是上天赐予我们最珍贵的礼物。</w:t>
-      </w:r>
-    </w:p>
-    <w:p>
-      <w:pPr>
-        <w:numPr>
-          <w:ilvl w:val="0"/>
-          <w:numId w:val="1"/>
-        </w:numPr>
-        <w:rPr>
-          <w:rFonts w:hint="default"/>
-          <w:lang w:val="en-US" w:eastAsia="zh-CN"/>
-        </w:rPr>
-      </w:pPr>
-      <w:r>
-        <w:rPr>
-          <w:rFonts w:hint="eastAsia"/>
-          <w:lang w:val="en-US" w:eastAsia="zh-CN"/>
-        </w:rPr>
-        <w:t>看，那清晨的第一缕阳光，路旁的一朵野花。听，清风徐来，林间的沙沙声。品，一道对你胃口的菜，一首悠扬的歌。生活往往在最不经意间向你投射出美好。</w:t>
-      </w:r>
-    </w:p>
-    <w:p>
-      <w:pPr>
-        <w:numPr>
-          <w:ilvl w:val="0"/>
-          <w:numId w:val="1"/>
-        </w:numPr>
-        <w:rPr>
-          <w:rFonts w:hint="default"/>
-          <w:lang w:val="en-US" w:eastAsia="zh-CN"/>
-        </w:rPr>
-      </w:pPr>
-      <w:r>
-        <w:rPr>
-          <w:rFonts w:hint="eastAsia"/>
-          <w:lang w:val="en-US" w:eastAsia="zh-CN"/>
-        </w:rPr>
-        <w:t>但是太阳，它每时每刻都是夕阳也都是旭日。当它熄灭着走下山去收尽苍凉残照之际，正是它在另一面燃烧着爬上山巅布散烈烈朝晖之时。那一天，我也将沉静着走下山去，扶着我的拐杖。有一天，在某一处山洼里，势必会跑上来一个欢蹦的孩子，抱着他的玩具。</w:t>
-      </w:r>
-    </w:p>
-    <w:p>
-      <w:pPr>
-        <w:numPr>
-          <w:numId w:val="0"/>
-        </w:numPr>
-        <w:ind w:firstLine="420"/>
-        <w:rPr>
-          <w:rFonts w:hint="eastAsia"/>
-          <w:lang w:val="en-US" w:eastAsia="zh-CN"/>
-        </w:rPr>
-      </w:pPr>
-      <w:r>
-        <w:rPr>
-          <w:rFonts w:hint="eastAsia"/>
-          <w:lang w:val="en-US" w:eastAsia="zh-CN"/>
-        </w:rPr>
-        <w:t>当然，那不是我。</w:t>
-      </w:r>
-    </w:p>
-    <w:p>
-      <w:pPr>
-        <w:numPr>
-          <w:numId w:val="0"/>
-        </w:numPr>
-        <w:ind w:firstLine="420"/>
-        <w:rPr>
-          <w:rFonts w:hint="eastAsia"/>
-          <w:lang w:val="en-US" w:eastAsia="zh-CN"/>
-        </w:rPr>
-      </w:pPr>
-      <w:r>
-        <w:rPr>
-          <w:rFonts w:hint="eastAsia"/>
-          <w:lang w:val="en-US" w:eastAsia="zh-CN"/>
-        </w:rPr>
-        <w:t>但是，那不是我吗？</w:t>
-      </w:r>
-    </w:p>
-    <w:p>
-      <w:pPr>
-        <w:numPr>
-          <w:numId w:val="0"/>
-        </w:numPr>
-        <w:ind w:firstLine="420"/>
-        <w:rPr>
-          <w:rFonts w:hint="eastAsia"/>
-          <w:lang w:val="en-US" w:eastAsia="zh-CN"/>
-        </w:rPr>
-      </w:pPr>
-      <w:r>
-        <w:rPr>
-          <w:rFonts w:hint="eastAsia"/>
-          <w:lang w:val="en-US" w:eastAsia="zh-CN"/>
-        </w:rPr>
-        <w:t>宇宙以其不息的欲望将一个歌舞炼为永恒。这欲望有怎样一个人间姓名，大可忽略不计。</w:t>
-      </w:r>
+        <w:t>每个人一辈子都有许多不顺心的事，一件完了一件又来。所以丁香结年年都有。结，是解不完的；人生中的问题也是解不完的，不然，岂不太平淡无味了吗？——宗璞《丁香结》</w:t>
+      </w:r>
+    </w:p>
+    <w:p>
+      <w:pPr>
+        <w:numPr>
+          <w:ilvl w:val="0"/>
+          <w:numId w:val="1"/>
+        </w:numPr>
+        <w:ind w:left="420" w:leftChars="0" w:firstLine="0" w:firstLineChars="0"/>
+        <w:rPr>
+          <w:rFonts w:hint="eastAsia"/>
+          <w:lang w:val="en-US" w:eastAsia="zh-CN"/>
+        </w:rPr>
+      </w:pPr>
+      <w:r>
+        <w:rPr>
+          <w:rFonts w:hint="eastAsia"/>
+          <w:lang w:val="en-US" w:eastAsia="zh-CN"/>
+        </w:rPr>
+        <w:t>时间会将每一个珍贵的瞬间铭刻下来。就像树的年轮，那是它们生命的纪念。</w:t>
+      </w:r>
+    </w:p>
+    <w:p>
+      <w:pPr>
+        <w:numPr>
+          <w:ilvl w:val="0"/>
+          <w:numId w:val="1"/>
+        </w:numPr>
+        <w:ind w:left="420" w:leftChars="0" w:firstLine="0" w:firstLineChars="0"/>
+        <w:rPr>
+          <w:rFonts w:hint="eastAsia"/>
+          <w:lang w:val="en-US" w:eastAsia="zh-CN"/>
+        </w:rPr>
+      </w:pPr>
+      <w:r>
+        <w:rPr>
+          <w:rFonts w:hint="eastAsia"/>
+          <w:lang w:val="en-US" w:eastAsia="zh-CN"/>
+        </w:rPr>
+        <w:t>保持微笑。你看，当你微笑时，这片水塘也在微笑着看你。</w:t>
+      </w:r>
+    </w:p>
+    <w:p>
+      <w:pPr>
+        <w:numPr>
+          <w:ilvl w:val="0"/>
+          <w:numId w:val="1"/>
+        </w:numPr>
+        <w:ind w:left="420" w:leftChars="0" w:firstLine="0" w:firstLineChars="0"/>
+        <w:rPr>
+          <w:rFonts w:hint="eastAsia"/>
+          <w:lang w:val="en-US" w:eastAsia="zh-CN"/>
+        </w:rPr>
+      </w:pPr>
+      <w:r>
+        <w:rPr>
+          <w:rFonts w:hint="eastAsia"/>
+          <w:lang w:val="en-US" w:eastAsia="zh-CN"/>
+        </w:rPr>
+        <w:t>浩瀚的宇宙中有不计其数的星星，当你抬头仰望星空时，总有一颗星是独属于你的。</w:t>
+      </w:r>
+    </w:p>
+    <w:p>
+      <w:pPr>
+        <w:numPr>
+          <w:ilvl w:val="0"/>
+          <w:numId w:val="1"/>
+        </w:numPr>
+        <w:ind w:left="420" w:leftChars="0" w:firstLine="0" w:firstLineChars="0"/>
+        <w:rPr>
+          <w:rFonts w:hint="eastAsia"/>
+          <w:lang w:val="en-US" w:eastAsia="zh-CN"/>
+        </w:rPr>
+      </w:pPr>
+      <w:r>
+        <w:rPr>
+          <w:rFonts w:hint="eastAsia"/>
+          <w:lang w:val="en-US" w:eastAsia="zh-CN"/>
+        </w:rPr>
+        <w:t>我始终相信奇迹的发生。因为，生命本身本就是在无数个奇迹中创造的。</w:t>
+      </w:r>
+    </w:p>
+    <w:p>
+      <w:pPr>
+        <w:numPr>
+          <w:ilvl w:val="0"/>
+          <w:numId w:val="1"/>
+        </w:numPr>
+        <w:ind w:left="420" w:leftChars="0" w:firstLine="0" w:firstLineChars="0"/>
+        <w:rPr>
+          <w:rFonts w:hint="eastAsia"/>
+          <w:lang w:val="en-US" w:eastAsia="zh-CN"/>
+        </w:rPr>
+      </w:pPr>
+      <w:r>
+        <w:rPr>
+          <w:rFonts w:hint="eastAsia"/>
+          <w:lang w:val="en-US" w:eastAsia="zh-CN"/>
+        </w:rPr>
+        <w:t>如果生活是无意义的，那么不妨让生活每一分每一秒，都由你赋予意义。</w:t>
+      </w:r>
+    </w:p>
+    <w:p>
+      <w:pPr>
+        <w:numPr>
+          <w:ilvl w:val="0"/>
+          <w:numId w:val="1"/>
+        </w:numPr>
+        <w:ind w:left="420" w:leftChars="0" w:firstLine="0" w:firstLineChars="0"/>
+        <w:rPr>
+          <w:rFonts w:hint="eastAsia"/>
+          <w:lang w:val="en-US" w:eastAsia="zh-CN"/>
+        </w:rPr>
+      </w:pPr>
+      <w:r>
+        <w:rPr>
+          <w:rFonts w:hint="eastAsia"/>
+          <w:lang w:val="en-US" w:eastAsia="zh-CN"/>
+        </w:rPr>
+        <w:t>不要为了一小片乌云而烦恼。打开视野，等待你的是一整片广阔的天空。</w:t>
+      </w:r>
+    </w:p>
+    <w:p>
+      <w:pPr>
+        <w:numPr>
+          <w:ilvl w:val="0"/>
+          <w:numId w:val="1"/>
+        </w:numPr>
+        <w:ind w:left="420" w:leftChars="0" w:firstLine="0" w:firstLineChars="0"/>
+        <w:rPr>
+          <w:rFonts w:hint="eastAsia"/>
+          <w:lang w:val="en-US" w:eastAsia="zh-CN"/>
+        </w:rPr>
+      </w:pPr>
+      <w:r>
+        <w:rPr>
+          <w:rFonts w:hint="eastAsia"/>
+          <w:lang w:val="en-US" w:eastAsia="zh-CN"/>
+        </w:rPr>
+        <w:t>在有些人看来，希望可能只是一盏孤灯。然而，它发出的一丝微光足以在黑夜中指引方向。选择紧握住希望，便是追求光明的第一步。</w:t>
+      </w:r>
+    </w:p>
+    <w:p>
+      <w:pPr>
+        <w:numPr>
+          <w:ilvl w:val="0"/>
+          <w:numId w:val="1"/>
+        </w:numPr>
+        <w:ind w:left="420" w:leftChars="0" w:firstLine="0" w:firstLineChars="0"/>
+        <w:rPr>
+          <w:rFonts w:hint="eastAsia"/>
+          <w:lang w:val="en-US" w:eastAsia="zh-CN"/>
+        </w:rPr>
+      </w:pPr>
+      <w:r>
+        <w:rPr>
+          <w:rFonts w:hint="eastAsia"/>
+          <w:lang w:val="en-US" w:eastAsia="zh-CN"/>
+        </w:rPr>
+        <w:t>正是因为有了落差，才有了河流奔腾的壮丽。</w:t>
+      </w:r>
+    </w:p>
+    <w:p>
+      <w:pPr>
+        <w:numPr>
+          <w:ilvl w:val="0"/>
+          <w:numId w:val="1"/>
+        </w:numPr>
+        <w:ind w:left="420" w:leftChars="0" w:firstLine="0" w:firstLineChars="0"/>
+        <w:rPr>
+          <w:rFonts w:hint="eastAsia"/>
+          <w:lang w:val="en-US" w:eastAsia="zh-CN"/>
+        </w:rPr>
+      </w:pPr>
+      <w:r>
+        <w:rPr>
+          <w:rFonts w:hint="eastAsia"/>
+          <w:lang w:val="en-US" w:eastAsia="zh-CN"/>
+        </w:rPr>
+        <w:t>未知常常是最使人们担心的事。然而，确定又一成不变的生活，又有什么意思？使生活真正得以为生活的，便是其富有魅力的未知性。</w:t>
+      </w:r>
+    </w:p>
+    <w:p>
+      <w:pPr>
+        <w:numPr>
+          <w:ilvl w:val="0"/>
+          <w:numId w:val="1"/>
+        </w:numPr>
+        <w:ind w:left="420" w:leftChars="0" w:firstLine="0" w:firstLineChars="0"/>
+        <w:rPr>
+          <w:rFonts w:hint="eastAsia"/>
+          <w:lang w:val="en-US" w:eastAsia="zh-CN"/>
+        </w:rPr>
+      </w:pPr>
+      <w:r>
+        <w:rPr>
+          <w:rFonts w:hint="eastAsia"/>
+          <w:lang w:val="en-US" w:eastAsia="zh-CN"/>
+        </w:rPr>
+        <w:t>与“一生”这一漫长的时间单位相比，身边的琐屑都只是暂时。不必被一些小事桎梏，未来的路依旧很长。</w:t>
+      </w:r>
+    </w:p>
+    <w:p>
+      <w:pPr>
+        <w:numPr>
+          <w:ilvl w:val="0"/>
+          <w:numId w:val="1"/>
+        </w:numPr>
+        <w:ind w:left="420" w:leftChars="0" w:firstLine="0" w:firstLineChars="0"/>
+        <w:rPr>
+          <w:rFonts w:hint="eastAsia"/>
+          <w:lang w:val="en-US" w:eastAsia="zh-CN"/>
+        </w:rPr>
+      </w:pPr>
+      <w:r>
+        <w:rPr>
+          <w:rFonts w:hint="eastAsia"/>
+          <w:lang w:val="en-US" w:eastAsia="zh-CN"/>
+        </w:rPr>
+        <w:t>独坐在山水之间，心与天地共振，人世间最极致的自由也不过如此。</w:t>
+      </w:r>
+    </w:p>
+    <w:p>
+      <w:pPr>
+        <w:numPr>
+          <w:ilvl w:val="0"/>
+          <w:numId w:val="1"/>
+        </w:numPr>
+        <w:ind w:left="420" w:leftChars="0" w:firstLine="0" w:firstLineChars="0"/>
+        <w:rPr>
+          <w:rFonts w:hint="eastAsia"/>
+          <w:lang w:val="en-US" w:eastAsia="zh-CN"/>
+        </w:rPr>
+      </w:pPr>
+      <w:r>
+        <w:rPr>
+          <w:rFonts w:hint="eastAsia"/>
+          <w:lang w:val="en-US" w:eastAsia="zh-CN"/>
+        </w:rPr>
+        <w:t>不必强迫自己开成玫瑰花，每个人都有独属于自己的一份艳丽。</w:t>
+      </w:r>
+    </w:p>
+    <w:p>
+      <w:pPr>
+        <w:numPr>
+          <w:ilvl w:val="0"/>
+          <w:numId w:val="1"/>
+        </w:numPr>
+        <w:ind w:left="420" w:leftChars="0" w:firstLine="0" w:firstLineChars="0"/>
+        <w:rPr>
+          <w:rFonts w:hint="eastAsia"/>
+          <w:lang w:val="en-US" w:eastAsia="zh-CN"/>
+        </w:rPr>
+      </w:pPr>
+      <w:r>
+        <w:rPr>
+          <w:rFonts w:hint="eastAsia"/>
+          <w:lang w:val="en-US" w:eastAsia="zh-CN"/>
+        </w:rPr>
+        <w:t>生命来到这世间，经历了数亿分之一或数万亿分之一的巧合。也就是说，你本就是这世间最珍贵的礼物。</w:t>
+      </w:r>
+    </w:p>
+    <w:p>
+      <w:pPr>
+        <w:numPr>
+          <w:ilvl w:val="0"/>
+          <w:numId w:val="1"/>
+        </w:numPr>
+        <w:ind w:left="420" w:leftChars="0" w:firstLine="0" w:firstLineChars="0"/>
+        <w:rPr>
+          <w:rFonts w:hint="eastAsia"/>
+          <w:lang w:val="en-US" w:eastAsia="zh-CN"/>
+        </w:rPr>
+      </w:pPr>
+      <w:r>
+        <w:rPr>
+          <w:rFonts w:hint="eastAsia"/>
+          <w:lang w:val="en-US" w:eastAsia="zh-CN"/>
+        </w:rPr>
+        <w:t>主角并不只是在台上绽放光彩的那一个，当你拼尽全力演绎自己的生活时，你同样也是一位耀眼的主角。</w:t>
+      </w:r>
+    </w:p>
+    <w:p>
+      <w:pPr>
+        <w:numPr>
+          <w:ilvl w:val="0"/>
+          <w:numId w:val="1"/>
+        </w:numPr>
+        <w:ind w:left="420" w:leftChars="0" w:firstLine="0" w:firstLineChars="0"/>
+        <w:rPr>
+          <w:rFonts w:hint="eastAsia"/>
+          <w:lang w:val="en-US" w:eastAsia="zh-CN"/>
+        </w:rPr>
+      </w:pPr>
+      <w:r>
+        <w:rPr>
+          <w:rFonts w:hint="eastAsia"/>
+          <w:lang w:val="en-US" w:eastAsia="zh-CN"/>
+        </w:rPr>
+        <w:t>至少……夕阳很美，不是吗？</w:t>
+      </w:r>
+    </w:p>
+    <w:p>
+      <w:pPr>
+        <w:numPr>
+          <w:ilvl w:val="0"/>
+          <w:numId w:val="1"/>
+        </w:numPr>
+        <w:ind w:left="420" w:leftChars="200" w:firstLine="0" w:firstLineChars="0"/>
+        <w:rPr>
+          <w:rFonts w:hint="eastAsia"/>
+          <w:lang w:val="en-US" w:eastAsia="zh-CN"/>
+        </w:rPr>
+      </w:pPr>
+      <w:r>
+        <w:rPr>
+          <w:rFonts w:hint="eastAsia"/>
+          <w:lang w:val="en-US" w:eastAsia="zh-CN"/>
+        </w:rPr>
+        <w:t>我了解，面对生活的考验，仍然坚持走到今天，是很不容易的一件事。你真的很勇敢。</w:t>
+      </w:r>
+    </w:p>
+    <w:p>
+      <w:pPr>
+        <w:numPr>
+          <w:ilvl w:val="0"/>
+          <w:numId w:val="1"/>
+        </w:numPr>
+        <w:ind w:left="420" w:leftChars="200" w:firstLine="0" w:firstLineChars="0"/>
+        <w:rPr>
+          <w:rFonts w:hint="eastAsia"/>
+          <w:lang w:val="en-US" w:eastAsia="zh-CN"/>
+        </w:rPr>
+      </w:pPr>
+      <w:r>
+        <w:rPr>
+          <w:rFonts w:hint="eastAsia"/>
+          <w:lang w:val="en-US" w:eastAsia="zh-CN"/>
+        </w:rPr>
+        <w:t>每个人都有自己得意或失意的时候，就像天上的月亮，有时圆有时缺。然而，圆缺的变化，不正是月亮独特的美丽之处吗？珍惜圆满，也不必苦于缺憾。</w:t>
+      </w:r>
+    </w:p>
+    <w:p>
+      <w:pPr>
+        <w:numPr>
+          <w:ilvl w:val="0"/>
+          <w:numId w:val="1"/>
+        </w:numPr>
+        <w:ind w:left="420" w:leftChars="200" w:firstLine="0" w:firstLineChars="0"/>
+        <w:rPr>
+          <w:rFonts w:hint="eastAsia"/>
+          <w:lang w:val="en-US" w:eastAsia="zh-CN"/>
+        </w:rPr>
+      </w:pPr>
+      <w:r>
+        <w:rPr>
+          <w:rFonts w:hint="eastAsia"/>
+          <w:lang w:val="en-US" w:eastAsia="zh-CN"/>
+        </w:rPr>
+        <w:t>人生本就是一场漫无目的的旅行，我们本不必到达目的地，体会旅途本身比追寻旅途的终点更重要。</w:t>
+      </w:r>
+    </w:p>
+    <w:p>
+      <w:pPr>
+        <w:numPr>
+          <w:ilvl w:val="0"/>
+          <w:numId w:val="1"/>
+        </w:numPr>
+        <w:ind w:left="420" w:leftChars="200" w:firstLine="0" w:firstLineChars="0"/>
+        <w:rPr>
+          <w:rFonts w:hint="eastAsia"/>
+          <w:lang w:val="en-US" w:eastAsia="zh-CN"/>
+        </w:rPr>
+      </w:pPr>
       <w:bookmarkStart w:id="0" w:name="_GoBack"/>
       <w:bookmarkEnd w:id="0"/>
     </w:p>
-    <w:p>
-      <w:pPr>
-        <w:numPr>
-          <w:numId w:val="0"/>
-        </w:numPr>
-        <w:ind w:firstLine="420"/>
-        <w:rPr>
-          <w:rFonts w:hint="default"/>
-          <w:lang w:val="en-US" w:eastAsia="zh-CN"/>
-        </w:rPr>
-      </w:pPr>
-      <w:r>
-        <w:rPr>
-          <w:rFonts w:hint="eastAsia"/>
-          <w:lang w:val="en-US" w:eastAsia="zh-CN"/>
-        </w:rPr>
-        <w:t xml:space="preserve">                                                        ——史铁生《我与地坛》</w:t>
-      </w:r>
-    </w:p>
-    <w:p>
-      <w:pPr>
-        <w:numPr>
-          <w:ilvl w:val="0"/>
-          <w:numId w:val="1"/>
-        </w:numPr>
-        <w:ind w:left="0" w:leftChars="0" w:firstLine="0" w:firstLineChars="0"/>
-        <w:rPr>
-          <w:rFonts w:hint="default"/>
-          <w:lang w:val="en-US" w:eastAsia="zh-CN"/>
-        </w:rPr>
-      </w:pPr>
-      <w:r>
-        <w:rPr>
-          <w:rFonts w:hint="eastAsia"/>
-          <w:lang w:val="en-US" w:eastAsia="zh-CN"/>
-        </w:rPr>
-        <w:t>每个人一辈子都有许多不顺心的事，一件完了一件又来。所以丁香结年年都有。结，是解不完的；人生中的问题也是解不完的，不然，岂不太平淡无味了吗？——宗璞《丁香结》</w:t>
-      </w:r>
-    </w:p>
-    <w:p>
-      <w:pPr>
-        <w:numPr>
-          <w:ilvl w:val="0"/>
-          <w:numId w:val="1"/>
-        </w:numPr>
-        <w:ind w:left="0" w:leftChars="0" w:firstLine="0" w:firstLineChars="0"/>
-        <w:rPr>
-          <w:rFonts w:hint="default"/>
-          <w:lang w:val="en-US" w:eastAsia="zh-CN"/>
-        </w:rPr>
-      </w:pPr>
-      <w:r>
-        <w:rPr>
-          <w:rFonts w:hint="eastAsia"/>
-          <w:lang w:val="en-US" w:eastAsia="zh-CN"/>
-        </w:rPr>
-        <w:t>过去是段历史，未来仍是谜团，而今天是天赐的礼物。像珍惜礼物那样珍惜今天。</w:t>
-      </w:r>
-    </w:p>
-    <w:p>
-      <w:pPr>
-        <w:numPr>
-          <w:numId w:val="0"/>
-        </w:numPr>
-        <w:ind w:leftChars="0" w:firstLine="6930" w:firstLineChars="3300"/>
-        <w:rPr>
-          <w:rFonts w:hint="default"/>
-          <w:lang w:val="en-US" w:eastAsia="zh-CN"/>
-        </w:rPr>
-      </w:pPr>
-      <w:r>
-        <w:rPr>
-          <w:rFonts w:hint="eastAsia"/>
-          <w:lang w:val="en-US" w:eastAsia="zh-CN"/>
-        </w:rPr>
-        <w:t>——《功夫熊猫》</w:t>
-      </w:r>
-    </w:p>
     <w:sectPr>
       <w:pgSz w:w="11906" w:h="16838"/>
-      <w:pgMar w:top="1440" w:right="1800" w:bottom="1440" w:left="1800" w:header="851" w:footer="992" w:gutter="0"/>
+      <w:pgMar w:top="1440" w:right="1286" w:bottom="1440" w:left="1800" w:header="851" w:footer="992" w:gutter="0"/>
       <w:cols w:space="425" w:num="1"/>
       <w:docGrid w:type="lines" w:linePitch="312" w:charSpace="0"/>
     </w:sectPr>
@@ -897,6 +806,9 @@
       <w:suff w:val="nothing"/>
       <w:lvlText w:val="%1、"/>
       <w:lvlJc w:val="left"/>
+      <w:pPr>
+        <w:ind w:left="420"/>
+      </w:pPr>
     </w:lvl>
   </w:abstractNum>
   <w:num w:numId="1">
